--- a/Computer Networking/CN_prac02.docx
+++ b/Computer Networking/CN_prac02.docx
@@ -1,6 +1,6 @@
 
 <file path=word/document.xml><?xml version="1.0" encoding="utf-8"?>
-<w:document xmlns:wpc="http://schemas.microsoft.com/office/word/2010/wordprocessingCanvas" xmlns:cx="http://schemas.microsoft.com/office/drawing/2014/chartex" xmlns:cx1="http://schemas.microsoft.com/office/drawing/2015/9/8/chartex" xmlns:cx2="http://schemas.microsoft.com/office/drawing/2015/10/21/chartex" xmlns:cx3="http://schemas.microsoft.com/office/drawing/2016/5/9/chartex" xmlns:cx4="http://schemas.microsoft.com/office/drawing/2016/5/10/chartex" xmlns:cx5="http://schemas.microsoft.com/office/drawing/2016/5/11/chartex" xmlns:cx6="http://schemas.microsoft.com/office/drawing/2016/5/12/chartex" xmlns:cx7="http://schemas.microsoft.com/office/drawing/2016/5/13/chartex" xmlns:cx8="http://schemas.microsoft.com/office/drawing/2016/5/14/chartex" xmlns:mc="http://schemas.openxmlformats.org/markup-compatibility/2006" xmlns:aink="http://schemas.microsoft.com/office/drawing/2016/ink" xmlns:am3d="http://schemas.microsoft.com/office/drawing/2017/model3d" xmlns:o="urn:schemas-microsoft-com:office:office" xmlns:oel="http://schemas.microsoft.com/office/2019/extlst" xmlns:r="http://schemas.openxmlformats.org/officeDocument/2006/relationships" xmlns:m="http://schemas.openxmlformats.org/officeDocument/2006/math" xmlns:v="urn:schemas-microsoft-com:vml" xmlns:wp14="http://schemas.microsoft.com/office/word/2010/wordprocessingDrawing" xmlns:wp="http://schemas.openxmlformats.org/drawingml/2006/wordprocessingDrawing" xmlns:w10="urn:schemas-microsoft-com:office:word" xmlns:w="http://schemas.openxmlformats.org/wordprocessingml/2006/main" xmlns:w14="http://schemas.microsoft.com/office/word/2010/wordml" xmlns:w15="http://schemas.microsoft.com/office/word/2012/wordml" xmlns:w16cex="http://schemas.microsoft.com/office/word/2018/wordml/cex" xmlns:w16cid="http://schemas.microsoft.com/office/word/2016/wordml/cid" xmlns:w16="http://schemas.microsoft.com/office/word/2018/wordml" xmlns:w16du="http://schemas.microsoft.com/office/word/2023/wordml/word16du" xmlns:w16sdtdh="http://schemas.microsoft.com/office/word/2020/wordml/sdtdatahash" xmlns:w16sdtfl="http://schemas.microsoft.com/office/word/2024/wordml/sdtformatlock" xmlns:w16se="http://schemas.microsoft.com/office/word/2015/wordml/symex" xmlns:wpg="http://schemas.microsoft.com/office/word/2010/wordprocessingGroup" xmlns:wpi="http://schemas.microsoft.com/office/word/2010/wordprocessingInk" xmlns:wne="http://schemas.microsoft.com/office/word/2006/wordml" xmlns:wps="http://schemas.microsoft.com/office/word/2010/wordprocessingShape" mc:Ignorable="w14 w15 w16se w16cid w16 w16cex w16sdtdh w16sdtfl w16du wp14">
+<w:document xmlns:wpc="http://schemas.microsoft.com/office/word/2010/wordprocessingCanvas" xmlns:cx="http://schemas.microsoft.com/office/drawing/2014/chartex" xmlns:cx1="http://schemas.microsoft.com/office/drawing/2015/9/8/chartex" xmlns:mc="http://schemas.openxmlformats.org/markup-compatibility/2006" xmlns:o="urn:schemas-microsoft-com:office:office" xmlns:r="http://schemas.openxmlformats.org/officeDocument/2006/relationships" xmlns:m="http://schemas.openxmlformats.org/officeDocument/2006/math" xmlns:v="urn:schemas-microsoft-com:vml" xmlns:wp14="http://schemas.microsoft.com/office/word/2010/wordprocessingDrawing" xmlns:wp="http://schemas.openxmlformats.org/drawingml/2006/wordprocessingDrawing" xmlns:w10="urn:schemas-microsoft-com:office:word" xmlns:w="http://schemas.openxmlformats.org/wordprocessingml/2006/main" xmlns:w14="http://schemas.microsoft.com/office/word/2010/wordml" xmlns:w15="http://schemas.microsoft.com/office/word/2012/wordml" xmlns:w16se="http://schemas.microsoft.com/office/word/2015/wordml/symex" xmlns:wpg="http://schemas.microsoft.com/office/word/2010/wordprocessingGroup" xmlns:wpi="http://schemas.microsoft.com/office/word/2010/wordprocessingInk" xmlns:wne="http://schemas.microsoft.com/office/word/2006/wordml" xmlns:wps="http://schemas.microsoft.com/office/word/2010/wordprocessingShape" mc:Ignorable="w14 w15 w16se wp14">
   <w:body>
     <w:p>
       <w:pPr>
@@ -241,21 +241,12 @@
           <w:szCs w:val="24"/>
         </w:rPr>
       </w:pPr>
-      <w:proofErr w:type="gramStart"/>
-      <w:r>
-        <w:rPr>
-          <w:sz w:val="24"/>
-          <w:szCs w:val="24"/>
-        </w:rPr>
-        <w:t>Modem(</w:t>
-      </w:r>
-      <w:proofErr w:type="gramEnd"/>
-      <w:r>
-        <w:rPr>
-          <w:sz w:val="24"/>
-          <w:szCs w:val="24"/>
-        </w:rPr>
-        <w:t>(DSL and ADSL)</w:t>
+      <w:r>
+        <w:rPr>
+          <w:sz w:val="24"/>
+          <w:szCs w:val="24"/>
+        </w:rPr>
+        <w:t>Modem((DSL and ADSL)</w:t>
       </w:r>
     </w:p>
     <w:p>
@@ -1765,6 +1756,80 @@
         <w:ind w:left="720"/>
         <w:rPr>
           <w:rFonts w:eastAsia="Calibri"/>
+          <w:bCs/>
+          <w:color w:val="000000" w:themeColor="text1"/>
+          <w:sz w:val="24"/>
+          <w:szCs w:val="24"/>
+          <w:lang w:val="en-IN"/>
+        </w:rPr>
+      </w:pPr>
+      <w:r>
+        <w:rPr>
+          <w:rFonts w:eastAsia="Calibri"/>
+          <w:bCs/>
+          <w:noProof/>
+          <w:color w:val="000000" w:themeColor="text1"/>
+          <w:sz w:val="24"/>
+          <w:szCs w:val="24"/>
+          <w:lang w:val="en-IN"/>
+        </w:rPr>
+        <w:lastRenderedPageBreak/>
+        <w:drawing>
+          <wp:inline distT="0" distB="0" distL="0" distR="0" wp14:anchorId="79077D87" wp14:editId="4CC1D922">
+            <wp:extent cx="6286500" cy="4391025"/>
+            <wp:effectExtent l="0" t="0" r="0" b="0"/>
+            <wp:docPr id="1" name="Picture 1"/>
+            <wp:cNvGraphicFramePr>
+              <a:graphicFrameLocks xmlns:a="http://schemas.openxmlformats.org/drawingml/2006/main" noChangeAspect="1"/>
+            </wp:cNvGraphicFramePr>
+            <a:graphic xmlns:a="http://schemas.openxmlformats.org/drawingml/2006/main">
+              <a:graphicData uri="http://schemas.openxmlformats.org/drawingml/2006/picture">
+                <pic:pic xmlns:pic="http://schemas.openxmlformats.org/drawingml/2006/picture">
+                  <pic:nvPicPr>
+                    <pic:cNvPr id="1" name="switch.png"/>
+                    <pic:cNvPicPr/>
+                  </pic:nvPicPr>
+                  <pic:blipFill>
+                    <a:blip r:embed="rId8">
+                      <a:extLst>
+                        <a:ext uri="{28A0092B-C50C-407E-A947-70E740481C1C}">
+                          <a14:useLocalDpi xmlns:a14="http://schemas.microsoft.com/office/drawing/2010/main" val="0"/>
+                        </a:ext>
+                      </a:extLst>
+                    </a:blip>
+                    <a:stretch>
+                      <a:fillRect/>
+                    </a:stretch>
+                  </pic:blipFill>
+                  <pic:spPr>
+                    <a:xfrm>
+                      <a:off x="0" y="0"/>
+                      <a:ext cx="6286500" cy="4391025"/>
+                    </a:xfrm>
+                    <a:prstGeom prst="rect">
+                      <a:avLst/>
+                    </a:prstGeom>
+                  </pic:spPr>
+                </pic:pic>
+              </a:graphicData>
+            </a:graphic>
+          </wp:inline>
+        </w:drawing>
+      </w:r>
+    </w:p>
+    <w:p>
+      <w:pPr>
+        <w:pBdr>
+          <w:top w:val="nil"/>
+          <w:left w:val="nil"/>
+          <w:bottom w:val="nil"/>
+          <w:right w:val="nil"/>
+          <w:between w:val="nil"/>
+        </w:pBdr>
+        <w:spacing w:after="0"/>
+        <w:ind w:left="720"/>
+        <w:rPr>
+          <w:rFonts w:eastAsia="Calibri"/>
           <w:b/>
           <w:color w:val="FF0000"/>
           <w:sz w:val="24"/>
@@ -1938,7 +2003,6 @@
           <w:szCs w:val="24"/>
           <w:lang w:val="en-IN"/>
         </w:rPr>
-        <w:lastRenderedPageBreak/>
         <w:t>Assigns IP Addresses</w:t>
       </w:r>
       <w:r>
@@ -2092,6 +2156,7 @@
           <w:szCs w:val="24"/>
           <w:lang w:val="en-IN"/>
         </w:rPr>
+        <w:lastRenderedPageBreak/>
         <w:t>Adds Security</w:t>
       </w:r>
       <w:r>
@@ -2105,6 +2170,79 @@
         </w:rPr>
         <w:br/>
         <w:t>Many routers include a firewall and NAT (Network Address Translation) to help protect your devices from external threats.</w:t>
+      </w:r>
+    </w:p>
+    <w:p>
+      <w:pPr>
+        <w:pBdr>
+          <w:top w:val="nil"/>
+          <w:left w:val="nil"/>
+          <w:bottom w:val="nil"/>
+          <w:right w:val="nil"/>
+          <w:between w:val="nil"/>
+        </w:pBdr>
+        <w:spacing w:after="0"/>
+        <w:ind w:left="720"/>
+        <w:rPr>
+          <w:rFonts w:eastAsia="Calibri"/>
+          <w:bCs/>
+          <w:color w:val="000000" w:themeColor="text1"/>
+          <w:sz w:val="24"/>
+          <w:szCs w:val="24"/>
+          <w:lang w:val="en-IN"/>
+        </w:rPr>
+      </w:pPr>
+      <w:r>
+        <w:rPr>
+          <w:rFonts w:eastAsia="Calibri"/>
+          <w:bCs/>
+          <w:noProof/>
+          <w:color w:val="000000" w:themeColor="text1"/>
+          <w:sz w:val="24"/>
+          <w:szCs w:val="24"/>
+          <w:lang w:val="en-IN"/>
+        </w:rPr>
+        <w:drawing>
+          <wp:inline distT="0" distB="0" distL="0" distR="0" wp14:anchorId="1C653CC2" wp14:editId="2879694F">
+            <wp:extent cx="6286500" cy="3536315"/>
+            <wp:effectExtent l="0" t="0" r="0" b="6985"/>
+            <wp:docPr id="2" name="Picture 2"/>
+            <wp:cNvGraphicFramePr>
+              <a:graphicFrameLocks xmlns:a="http://schemas.openxmlformats.org/drawingml/2006/main" noChangeAspect="1"/>
+            </wp:cNvGraphicFramePr>
+            <a:graphic xmlns:a="http://schemas.openxmlformats.org/drawingml/2006/main">
+              <a:graphicData uri="http://schemas.openxmlformats.org/drawingml/2006/picture">
+                <pic:pic xmlns:pic="http://schemas.openxmlformats.org/drawingml/2006/picture">
+                  <pic:nvPicPr>
+                    <pic:cNvPr id="2" name="router.jpg"/>
+                    <pic:cNvPicPr/>
+                  </pic:nvPicPr>
+                  <pic:blipFill>
+                    <a:blip r:embed="rId9">
+                      <a:extLst>
+                        <a:ext uri="{28A0092B-C50C-407E-A947-70E740481C1C}">
+                          <a14:useLocalDpi xmlns:a14="http://schemas.microsoft.com/office/drawing/2010/main" val="0"/>
+                        </a:ext>
+                      </a:extLst>
+                    </a:blip>
+                    <a:stretch>
+                      <a:fillRect/>
+                    </a:stretch>
+                  </pic:blipFill>
+                  <pic:spPr>
+                    <a:xfrm>
+                      <a:off x="0" y="0"/>
+                      <a:ext cx="6286500" cy="3536315"/>
+                    </a:xfrm>
+                    <a:prstGeom prst="rect">
+                      <a:avLst/>
+                    </a:prstGeom>
+                  </pic:spPr>
+                </pic:pic>
+              </a:graphicData>
+            </a:graphic>
+          </wp:inline>
+        </w:drawing>
       </w:r>
     </w:p>
     <w:p>
@@ -2462,12 +2600,68 @@
         <w:ind w:left="720"/>
         <w:rPr>
           <w:rFonts w:eastAsia="Calibri"/>
-          <w:b/>
-          <w:color w:val="FF0000"/>
-          <w:sz w:val="24"/>
-          <w:szCs w:val="24"/>
-        </w:rPr>
-      </w:pPr>
+          <w:bCs/>
+          <w:color w:val="000000" w:themeColor="text1"/>
+          <w:sz w:val="24"/>
+          <w:szCs w:val="24"/>
+          <w:lang w:val="en-IN"/>
+        </w:rPr>
+      </w:pPr>
+      <w:bookmarkStart w:id="0" w:name="_GoBack"/>
+      <w:r>
+        <w:rPr>
+          <w:rFonts w:eastAsia="Calibri"/>
+          <w:bCs/>
+          <w:noProof/>
+          <w:color w:val="000000" w:themeColor="text1"/>
+          <w:sz w:val="24"/>
+          <w:szCs w:val="24"/>
+          <w:lang w:val="en-IN"/>
+        </w:rPr>
+        <w:lastRenderedPageBreak/>
+        <w:drawing>
+          <wp:inline distT="0" distB="0" distL="0" distR="0" wp14:anchorId="429B492C" wp14:editId="34AC7E46">
+            <wp:extent cx="5276850" cy="3352800"/>
+            <wp:effectExtent l="0" t="0" r="0" b="0"/>
+            <wp:docPr id="3" name="Picture 3"/>
+            <wp:cNvGraphicFramePr>
+              <a:graphicFrameLocks xmlns:a="http://schemas.openxmlformats.org/drawingml/2006/main" noChangeAspect="1"/>
+            </wp:cNvGraphicFramePr>
+            <a:graphic xmlns:a="http://schemas.openxmlformats.org/drawingml/2006/main">
+              <a:graphicData uri="http://schemas.openxmlformats.org/drawingml/2006/picture">
+                <pic:pic xmlns:pic="http://schemas.openxmlformats.org/drawingml/2006/picture">
+                  <pic:nvPicPr>
+                    <pic:cNvPr id="3" name="gateway.png"/>
+                    <pic:cNvPicPr/>
+                  </pic:nvPicPr>
+                  <pic:blipFill>
+                    <a:blip r:embed="rId10">
+                      <a:extLst>
+                        <a:ext uri="{28A0092B-C50C-407E-A947-70E740481C1C}">
+                          <a14:useLocalDpi xmlns:a14="http://schemas.microsoft.com/office/drawing/2010/main" val="0"/>
+                        </a:ext>
+                      </a:extLst>
+                    </a:blip>
+                    <a:stretch>
+                      <a:fillRect/>
+                    </a:stretch>
+                  </pic:blipFill>
+                  <pic:spPr>
+                    <a:xfrm>
+                      <a:off x="0" y="0"/>
+                      <a:ext cx="5276850" cy="3352800"/>
+                    </a:xfrm>
+                    <a:prstGeom prst="rect">
+                      <a:avLst/>
+                    </a:prstGeom>
+                  </pic:spPr>
+                </pic:pic>
+              </a:graphicData>
+            </a:graphic>
+          </wp:inline>
+        </w:drawing>
+      </w:r>
+      <w:bookmarkEnd w:id="0"/>
     </w:p>
     <w:p>
       <w:pPr>
@@ -2479,6 +2673,26 @@
           <w:between w:val="nil"/>
         </w:pBdr>
         <w:spacing w:after="0"/>
+        <w:ind w:left="720"/>
+        <w:rPr>
+          <w:rFonts w:eastAsia="Calibri"/>
+          <w:b/>
+          <w:color w:val="FF0000"/>
+          <w:sz w:val="24"/>
+          <w:szCs w:val="24"/>
+        </w:rPr>
+      </w:pPr>
+    </w:p>
+    <w:p>
+      <w:pPr>
+        <w:pBdr>
+          <w:top w:val="nil"/>
+          <w:left w:val="nil"/>
+          <w:bottom w:val="nil"/>
+          <w:right w:val="nil"/>
+          <w:between w:val="nil"/>
+        </w:pBdr>
+        <w:spacing w:after="0"/>
         <w:rPr>
           <w:rFonts w:eastAsia="Calibri"/>
           <w:b/>
@@ -2579,8 +2793,8 @@
       </w:pPr>
     </w:p>
     <w:sectPr>
-      <w:headerReference w:type="default" r:id="rId8"/>
-      <w:footerReference w:type="default" r:id="rId9"/>
+      <w:headerReference w:type="default" r:id="rId11"/>
+      <w:footerReference w:type="default" r:id="rId12"/>
       <w:pgSz w:w="11909" w:h="16834"/>
       <w:pgMar w:top="1267" w:right="569" w:bottom="1080" w:left="1440" w:header="720" w:footer="144" w:gutter="0"/>
       <w:pgNumType w:start="1"/>
@@ -2591,7 +2805,7 @@
 </file>
 
 <file path=word/endnotes.xml><?xml version="1.0" encoding="utf-8"?>
-<w:endnotes xmlns:wpc="http://schemas.microsoft.com/office/word/2010/wordprocessingCanvas" xmlns:cx="http://schemas.microsoft.com/office/drawing/2014/chartex" xmlns:cx1="http://schemas.microsoft.com/office/drawing/2015/9/8/chartex" xmlns:cx2="http://schemas.microsoft.com/office/drawing/2015/10/21/chartex" xmlns:cx3="http://schemas.microsoft.com/office/drawing/2016/5/9/chartex" xmlns:cx4="http://schemas.microsoft.com/office/drawing/2016/5/10/chartex" xmlns:cx5="http://schemas.microsoft.com/office/drawing/2016/5/11/chartex" xmlns:cx6="http://schemas.microsoft.com/office/drawing/2016/5/12/chartex" xmlns:cx7="http://schemas.microsoft.com/office/drawing/2016/5/13/chartex" xmlns:cx8="http://schemas.microsoft.com/office/drawing/2016/5/14/chartex" xmlns:mc="http://schemas.openxmlformats.org/markup-compatibility/2006" xmlns:aink="http://schemas.microsoft.com/office/drawing/2016/ink" xmlns:am3d="http://schemas.microsoft.com/office/drawing/2017/model3d" xmlns:o="urn:schemas-microsoft-com:office:office" xmlns:oel="http://schemas.microsoft.com/office/2019/extlst" xmlns:r="http://schemas.openxmlformats.org/officeDocument/2006/relationships" xmlns:m="http://schemas.openxmlformats.org/officeDocument/2006/math" xmlns:v="urn:schemas-microsoft-com:vml" xmlns:wp14="http://schemas.microsoft.com/office/word/2010/wordprocessingDrawing" xmlns:wp="http://schemas.openxmlformats.org/drawingml/2006/wordprocessingDrawing" xmlns:w10="urn:schemas-microsoft-com:office:word" xmlns:w="http://schemas.openxmlformats.org/wordprocessingml/2006/main" xmlns:w14="http://schemas.microsoft.com/office/word/2010/wordml" xmlns:w15="http://schemas.microsoft.com/office/word/2012/wordml" xmlns:w16cex="http://schemas.microsoft.com/office/word/2018/wordml/cex" xmlns:w16cid="http://schemas.microsoft.com/office/word/2016/wordml/cid" xmlns:w16="http://schemas.microsoft.com/office/word/2018/wordml" xmlns:w16du="http://schemas.microsoft.com/office/word/2023/wordml/word16du" xmlns:w16sdtdh="http://schemas.microsoft.com/office/word/2020/wordml/sdtdatahash" xmlns:w16sdtfl="http://schemas.microsoft.com/office/word/2024/wordml/sdtformatlock" xmlns:w16se="http://schemas.microsoft.com/office/word/2015/wordml/symex" xmlns:wpg="http://schemas.microsoft.com/office/word/2010/wordprocessingGroup" xmlns:wpi="http://schemas.microsoft.com/office/word/2010/wordprocessingInk" xmlns:wne="http://schemas.microsoft.com/office/word/2006/wordml" xmlns:wps="http://schemas.microsoft.com/office/word/2010/wordprocessingShape" mc:Ignorable="w14 w15 w16se w16cid w16 w16cex w16sdtdh w16sdtfl w16du wp14">
+<w:endnotes xmlns:wpc="http://schemas.microsoft.com/office/word/2010/wordprocessingCanvas" xmlns:cx="http://schemas.microsoft.com/office/drawing/2014/chartex" xmlns:cx1="http://schemas.microsoft.com/office/drawing/2015/9/8/chartex" xmlns:mc="http://schemas.openxmlformats.org/markup-compatibility/2006" xmlns:o="urn:schemas-microsoft-com:office:office" xmlns:r="http://schemas.openxmlformats.org/officeDocument/2006/relationships" xmlns:m="http://schemas.openxmlformats.org/officeDocument/2006/math" xmlns:v="urn:schemas-microsoft-com:vml" xmlns:wp14="http://schemas.microsoft.com/office/word/2010/wordprocessingDrawing" xmlns:wp="http://schemas.openxmlformats.org/drawingml/2006/wordprocessingDrawing" xmlns:w10="urn:schemas-microsoft-com:office:word" xmlns:w="http://schemas.openxmlformats.org/wordprocessingml/2006/main" xmlns:w14="http://schemas.microsoft.com/office/word/2010/wordml" xmlns:w15="http://schemas.microsoft.com/office/word/2012/wordml" xmlns:w16se="http://schemas.microsoft.com/office/word/2015/wordml/symex" xmlns:wpg="http://schemas.microsoft.com/office/word/2010/wordprocessingGroup" xmlns:wpi="http://schemas.microsoft.com/office/word/2010/wordprocessingInk" xmlns:wne="http://schemas.microsoft.com/office/word/2006/wordml" xmlns:wps="http://schemas.microsoft.com/office/word/2010/wordprocessingShape" mc:Ignorable="w14 w15 w16se wp14">
   <w:endnote w:type="separator" w:id="-1">
     <w:p>
       <w:pPr>
@@ -2616,7 +2830,7 @@
 </file>
 
 <file path=word/footer1.xml><?xml version="1.0" encoding="utf-8"?>
-<w:ftr xmlns:wpc="http://schemas.microsoft.com/office/word/2010/wordprocessingCanvas" xmlns:cx="http://schemas.microsoft.com/office/drawing/2014/chartex" xmlns:cx1="http://schemas.microsoft.com/office/drawing/2015/9/8/chartex" xmlns:cx2="http://schemas.microsoft.com/office/drawing/2015/10/21/chartex" xmlns:cx3="http://schemas.microsoft.com/office/drawing/2016/5/9/chartex" xmlns:cx4="http://schemas.microsoft.com/office/drawing/2016/5/10/chartex" xmlns:cx5="http://schemas.microsoft.com/office/drawing/2016/5/11/chartex" xmlns:cx6="http://schemas.microsoft.com/office/drawing/2016/5/12/chartex" xmlns:cx7="http://schemas.microsoft.com/office/drawing/2016/5/13/chartex" xmlns:cx8="http://schemas.microsoft.com/office/drawing/2016/5/14/chartex" xmlns:mc="http://schemas.openxmlformats.org/markup-compatibility/2006" xmlns:aink="http://schemas.microsoft.com/office/drawing/2016/ink" xmlns:am3d="http://schemas.microsoft.com/office/drawing/2017/model3d" xmlns:o="urn:schemas-microsoft-com:office:office" xmlns:oel="http://schemas.microsoft.com/office/2019/extlst" xmlns:r="http://schemas.openxmlformats.org/officeDocument/2006/relationships" xmlns:m="http://schemas.openxmlformats.org/officeDocument/2006/math" xmlns:v="urn:schemas-microsoft-com:vml" xmlns:wp14="http://schemas.microsoft.com/office/word/2010/wordprocessingDrawing" xmlns:wp="http://schemas.openxmlformats.org/drawingml/2006/wordprocessingDrawing" xmlns:w10="urn:schemas-microsoft-com:office:word" xmlns:w="http://schemas.openxmlformats.org/wordprocessingml/2006/main" xmlns:w14="http://schemas.microsoft.com/office/word/2010/wordml" xmlns:w15="http://schemas.microsoft.com/office/word/2012/wordml" xmlns:w16cex="http://schemas.microsoft.com/office/word/2018/wordml/cex" xmlns:w16cid="http://schemas.microsoft.com/office/word/2016/wordml/cid" xmlns:w16="http://schemas.microsoft.com/office/word/2018/wordml" xmlns:w16du="http://schemas.microsoft.com/office/word/2023/wordml/word16du" xmlns:w16sdtdh="http://schemas.microsoft.com/office/word/2020/wordml/sdtdatahash" xmlns:w16sdtfl="http://schemas.microsoft.com/office/word/2024/wordml/sdtformatlock" xmlns:w16se="http://schemas.microsoft.com/office/word/2015/wordml/symex" xmlns:wpg="http://schemas.microsoft.com/office/word/2010/wordprocessingGroup" xmlns:wpi="http://schemas.microsoft.com/office/word/2010/wordprocessingInk" xmlns:wne="http://schemas.microsoft.com/office/word/2006/wordml" xmlns:wps="http://schemas.microsoft.com/office/word/2010/wordprocessingShape" mc:Ignorable="w14 w15 w16se w16cid w16 w16cex w16sdtdh w16sdtfl w16du wp14">
+<w:ftr xmlns:wpc="http://schemas.microsoft.com/office/word/2010/wordprocessingCanvas" xmlns:cx="http://schemas.microsoft.com/office/drawing/2014/chartex" xmlns:cx1="http://schemas.microsoft.com/office/drawing/2015/9/8/chartex" xmlns:mc="http://schemas.openxmlformats.org/markup-compatibility/2006" xmlns:o="urn:schemas-microsoft-com:office:office" xmlns:r="http://schemas.openxmlformats.org/officeDocument/2006/relationships" xmlns:m="http://schemas.openxmlformats.org/officeDocument/2006/math" xmlns:v="urn:schemas-microsoft-com:vml" xmlns:wp14="http://schemas.microsoft.com/office/word/2010/wordprocessingDrawing" xmlns:wp="http://schemas.openxmlformats.org/drawingml/2006/wordprocessingDrawing" xmlns:w10="urn:schemas-microsoft-com:office:word" xmlns:w="http://schemas.openxmlformats.org/wordprocessingml/2006/main" xmlns:w14="http://schemas.microsoft.com/office/word/2010/wordml" xmlns:w15="http://schemas.microsoft.com/office/word/2012/wordml" xmlns:w16se="http://schemas.microsoft.com/office/word/2015/wordml/symex" xmlns:wpg="http://schemas.microsoft.com/office/word/2010/wordprocessingGroup" xmlns:wpi="http://schemas.microsoft.com/office/word/2010/wordprocessingInk" xmlns:wne="http://schemas.microsoft.com/office/word/2006/wordml" xmlns:wps="http://schemas.microsoft.com/office/word/2010/wordprocessingShape" mc:Ignorable="w14 w15 w16se wp14">
   <w:p>
     <w:pPr>
       <w:widowControl w:val="0"/>
@@ -2703,7 +2917,7 @@
               <w:noProof/>
               <w:color w:val="000000"/>
             </w:rPr>
-            <w:t>1</w:t>
+            <w:t>5</w:t>
           </w:r>
           <w:r>
             <w:rPr>
@@ -2764,6 +2978,7 @@
     <w:r>
       <w:rPr>
         <w:noProof/>
+        <w:lang w:val="en-IN"/>
       </w:rPr>
       <mc:AlternateContent>
         <mc:Choice Requires="wps">
@@ -2833,7 +3048,7 @@
             </wp:anchor>
           </w:drawing>
         </mc:Choice>
-        <mc:Fallback>
+        <mc:Fallback xmlns:w16sdtfl="http://schemas.microsoft.com/office/word/2024/wordml/sdtformatlock" xmlns:w16sdtdh="http://schemas.microsoft.com/office/word/2020/wordml/sdtdatahash" xmlns:w16du="http://schemas.microsoft.com/office/word/2023/wordml/word16du" xmlns:w16="http://schemas.microsoft.com/office/word/2018/wordml" xmlns:w16cid="http://schemas.microsoft.com/office/word/2016/wordml/cid" xmlns:w16cex="http://schemas.microsoft.com/office/word/2018/wordml/cex" xmlns:oel="http://schemas.microsoft.com/office/2019/extlst" xmlns:am3d="http://schemas.microsoft.com/office/drawing/2017/model3d" xmlns:aink="http://schemas.microsoft.com/office/drawing/2016/ink" xmlns:cx8="http://schemas.microsoft.com/office/drawing/2016/5/14/chartex" xmlns:cx7="http://schemas.microsoft.com/office/drawing/2016/5/13/chartex" xmlns:cx6="http://schemas.microsoft.com/office/drawing/2016/5/12/chartex" xmlns:cx5="http://schemas.microsoft.com/office/drawing/2016/5/11/chartex" xmlns:cx4="http://schemas.microsoft.com/office/drawing/2016/5/10/chartex" xmlns:cx3="http://schemas.microsoft.com/office/drawing/2016/5/9/chartex" xmlns:cx2="http://schemas.microsoft.com/office/drawing/2015/10/21/chartex">
           <w:pict>
             <v:rect w14:anchorId="5A938F53" id="Rectangle 16" o:spid="_x0000_s1026" style="position:absolute;margin-left:18pt;margin-top:-22pt;width:223.65pt;height:27.75pt;z-index:251660288;visibility:visible;mso-wrap-style:square;mso-wrap-distance-left:9pt;mso-wrap-distance-top:0;mso-wrap-distance-right:9pt;mso-wrap-distance-bottom:0;mso-position-horizontal:absolute;mso-position-horizontal-relative:text;mso-position-vertical:absolute;mso-position-vertical-relative:text;v-text-anchor:top" o:gfxdata="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" filled="f" stroked="f">
               <v:textbox inset="2.53958mm,1.2694mm,2.53958mm,1.2694mm">
@@ -2870,6 +3085,7 @@
     <w:r>
       <w:rPr>
         <w:noProof/>
+        <w:lang w:val="en-IN"/>
       </w:rPr>
       <mc:AlternateContent>
         <mc:Choice Requires="wps">
@@ -2947,7 +3163,7 @@
             </wp:anchor>
           </w:drawing>
         </mc:Choice>
-        <mc:Fallback>
+        <mc:Fallback xmlns:w16sdtfl="http://schemas.microsoft.com/office/word/2024/wordml/sdtformatlock" xmlns:w16sdtdh="http://schemas.microsoft.com/office/word/2020/wordml/sdtdatahash" xmlns:w16du="http://schemas.microsoft.com/office/word/2023/wordml/word16du" xmlns:w16="http://schemas.microsoft.com/office/word/2018/wordml" xmlns:w16cid="http://schemas.microsoft.com/office/word/2016/wordml/cid" xmlns:w16cex="http://schemas.microsoft.com/office/word/2018/wordml/cex" xmlns:oel="http://schemas.microsoft.com/office/2019/extlst" xmlns:am3d="http://schemas.microsoft.com/office/drawing/2017/model3d" xmlns:aink="http://schemas.microsoft.com/office/drawing/2016/ink" xmlns:cx8="http://schemas.microsoft.com/office/drawing/2016/5/14/chartex" xmlns:cx7="http://schemas.microsoft.com/office/drawing/2016/5/13/chartex" xmlns:cx6="http://schemas.microsoft.com/office/drawing/2016/5/12/chartex" xmlns:cx5="http://schemas.microsoft.com/office/drawing/2016/5/11/chartex" xmlns:cx4="http://schemas.microsoft.com/office/drawing/2016/5/10/chartex" xmlns:cx3="http://schemas.microsoft.com/office/drawing/2016/5/9/chartex" xmlns:cx2="http://schemas.microsoft.com/office/drawing/2015/10/21/chartex">
           <w:pict>
             <v:rect w14:anchorId="72B538CE" id="Rectangle 15" o:spid="_x0000_s1027" style="position:absolute;margin-left:321pt;margin-top:-22pt;width:177.3pt;height:24pt;z-index:251661312;visibility:visible;mso-wrap-style:square;mso-wrap-distance-left:9pt;mso-wrap-distance-top:0;mso-wrap-distance-right:9pt;mso-wrap-distance-bottom:0;mso-position-horizontal:absolute;mso-position-horizontal-relative:text;mso-position-vertical:absolute;mso-position-vertical-relative:text;v-text-anchor:top" o:gfxdata="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" filled="f" stroked="f">
               <v:textbox inset="2.53958mm,1.2694mm,2.53958mm,1.2694mm">
@@ -2994,7 +3210,7 @@
 </file>
 
 <file path=word/footnotes.xml><?xml version="1.0" encoding="utf-8"?>
-<w:footnotes xmlns:wpc="http://schemas.microsoft.com/office/word/2010/wordprocessingCanvas" xmlns:cx="http://schemas.microsoft.com/office/drawing/2014/chartex" xmlns:cx1="http://schemas.microsoft.com/office/drawing/2015/9/8/chartex" xmlns:cx2="http://schemas.microsoft.com/office/drawing/2015/10/21/chartex" xmlns:cx3="http://schemas.microsoft.com/office/drawing/2016/5/9/chartex" xmlns:cx4="http://schemas.microsoft.com/office/drawing/2016/5/10/chartex" xmlns:cx5="http://schemas.microsoft.com/office/drawing/2016/5/11/chartex" xmlns:cx6="http://schemas.microsoft.com/office/drawing/2016/5/12/chartex" xmlns:cx7="http://schemas.microsoft.com/office/drawing/2016/5/13/chartex" xmlns:cx8="http://schemas.microsoft.com/office/drawing/2016/5/14/chartex" xmlns:mc="http://schemas.openxmlformats.org/markup-compatibility/2006" xmlns:aink="http://schemas.microsoft.com/office/drawing/2016/ink" xmlns:am3d="http://schemas.microsoft.com/office/drawing/2017/model3d" xmlns:o="urn:schemas-microsoft-com:office:office" xmlns:oel="http://schemas.microsoft.com/office/2019/extlst" xmlns:r="http://schemas.openxmlformats.org/officeDocument/2006/relationships" xmlns:m="http://schemas.openxmlformats.org/officeDocument/2006/math" xmlns:v="urn:schemas-microsoft-com:vml" xmlns:wp14="http://schemas.microsoft.com/office/word/2010/wordprocessingDrawing" xmlns:wp="http://schemas.openxmlformats.org/drawingml/2006/wordprocessingDrawing" xmlns:w10="urn:schemas-microsoft-com:office:word" xmlns:w="http://schemas.openxmlformats.org/wordprocessingml/2006/main" xmlns:w14="http://schemas.microsoft.com/office/word/2010/wordml" xmlns:w15="http://schemas.microsoft.com/office/word/2012/wordml" xmlns:w16cex="http://schemas.microsoft.com/office/word/2018/wordml/cex" xmlns:w16cid="http://schemas.microsoft.com/office/word/2016/wordml/cid" xmlns:w16="http://schemas.microsoft.com/office/word/2018/wordml" xmlns:w16du="http://schemas.microsoft.com/office/word/2023/wordml/word16du" xmlns:w16sdtdh="http://schemas.microsoft.com/office/word/2020/wordml/sdtdatahash" xmlns:w16sdtfl="http://schemas.microsoft.com/office/word/2024/wordml/sdtformatlock" xmlns:w16se="http://schemas.microsoft.com/office/word/2015/wordml/symex" xmlns:wpg="http://schemas.microsoft.com/office/word/2010/wordprocessingGroup" xmlns:wpi="http://schemas.microsoft.com/office/word/2010/wordprocessingInk" xmlns:wne="http://schemas.microsoft.com/office/word/2006/wordml" xmlns:wps="http://schemas.microsoft.com/office/word/2010/wordprocessingShape" mc:Ignorable="w14 w15 w16se w16cid w16 w16cex w16sdtdh w16sdtfl w16du wp14">
+<w:footnotes xmlns:wpc="http://schemas.microsoft.com/office/word/2010/wordprocessingCanvas" xmlns:cx="http://schemas.microsoft.com/office/drawing/2014/chartex" xmlns:cx1="http://schemas.microsoft.com/office/drawing/2015/9/8/chartex" xmlns:mc="http://schemas.openxmlformats.org/markup-compatibility/2006" xmlns:o="urn:schemas-microsoft-com:office:office" xmlns:r="http://schemas.openxmlformats.org/officeDocument/2006/relationships" xmlns:m="http://schemas.openxmlformats.org/officeDocument/2006/math" xmlns:v="urn:schemas-microsoft-com:vml" xmlns:wp14="http://schemas.microsoft.com/office/word/2010/wordprocessingDrawing" xmlns:wp="http://schemas.openxmlformats.org/drawingml/2006/wordprocessingDrawing" xmlns:w10="urn:schemas-microsoft-com:office:word" xmlns:w="http://schemas.openxmlformats.org/wordprocessingml/2006/main" xmlns:w14="http://schemas.microsoft.com/office/word/2010/wordml" xmlns:w15="http://schemas.microsoft.com/office/word/2012/wordml" xmlns:w16se="http://schemas.microsoft.com/office/word/2015/wordml/symex" xmlns:wpg="http://schemas.microsoft.com/office/word/2010/wordprocessingGroup" xmlns:wpi="http://schemas.microsoft.com/office/word/2010/wordprocessingInk" xmlns:wne="http://schemas.microsoft.com/office/word/2006/wordml" xmlns:wps="http://schemas.microsoft.com/office/word/2010/wordprocessingShape" mc:Ignorable="w14 w15 w16se wp14">
   <w:footnote w:type="separator" w:id="-1">
     <w:p>
       <w:pPr>
@@ -3019,7 +3235,7 @@
 </file>
 
 <file path=word/header1.xml><?xml version="1.0" encoding="utf-8"?>
-<w:hdr xmlns:wpc="http://schemas.microsoft.com/office/word/2010/wordprocessingCanvas" xmlns:cx="http://schemas.microsoft.com/office/drawing/2014/chartex" xmlns:cx1="http://schemas.microsoft.com/office/drawing/2015/9/8/chartex" xmlns:cx2="http://schemas.microsoft.com/office/drawing/2015/10/21/chartex" xmlns:cx3="http://schemas.microsoft.com/office/drawing/2016/5/9/chartex" xmlns:cx4="http://schemas.microsoft.com/office/drawing/2016/5/10/chartex" xmlns:cx5="http://schemas.microsoft.com/office/drawing/2016/5/11/chartex" xmlns:cx6="http://schemas.microsoft.com/office/drawing/2016/5/12/chartex" xmlns:cx7="http://schemas.microsoft.com/office/drawing/2016/5/13/chartex" xmlns:cx8="http://schemas.microsoft.com/office/drawing/2016/5/14/chartex" xmlns:mc="http://schemas.openxmlformats.org/markup-compatibility/2006" xmlns:aink="http://schemas.microsoft.com/office/drawing/2016/ink" xmlns:am3d="http://schemas.microsoft.com/office/drawing/2017/model3d" xmlns:o="urn:schemas-microsoft-com:office:office" xmlns:oel="http://schemas.microsoft.com/office/2019/extlst" xmlns:r="http://schemas.openxmlformats.org/officeDocument/2006/relationships" xmlns:m="http://schemas.openxmlformats.org/officeDocument/2006/math" xmlns:v="urn:schemas-microsoft-com:vml" xmlns:wp14="http://schemas.microsoft.com/office/word/2010/wordprocessingDrawing" xmlns:wp="http://schemas.openxmlformats.org/drawingml/2006/wordprocessingDrawing" xmlns:w10="urn:schemas-microsoft-com:office:word" xmlns:w="http://schemas.openxmlformats.org/wordprocessingml/2006/main" xmlns:w14="http://schemas.microsoft.com/office/word/2010/wordml" xmlns:w15="http://schemas.microsoft.com/office/word/2012/wordml" xmlns:w16cex="http://schemas.microsoft.com/office/word/2018/wordml/cex" xmlns:w16cid="http://schemas.microsoft.com/office/word/2016/wordml/cid" xmlns:w16="http://schemas.microsoft.com/office/word/2018/wordml" xmlns:w16du="http://schemas.microsoft.com/office/word/2023/wordml/word16du" xmlns:w16sdtdh="http://schemas.microsoft.com/office/word/2020/wordml/sdtdatahash" xmlns:w16sdtfl="http://schemas.microsoft.com/office/word/2024/wordml/sdtformatlock" xmlns:w16se="http://schemas.microsoft.com/office/word/2015/wordml/symex" xmlns:wpg="http://schemas.microsoft.com/office/word/2010/wordprocessingGroup" xmlns:wpi="http://schemas.microsoft.com/office/word/2010/wordprocessingInk" xmlns:wne="http://schemas.microsoft.com/office/word/2006/wordml" xmlns:wps="http://schemas.microsoft.com/office/word/2010/wordprocessingShape" mc:Ignorable="w14 w15 w16se w16cid w16 w16cex w16sdtdh w16sdtfl w16du wp14">
+<w:hdr xmlns:wpc="http://schemas.microsoft.com/office/word/2010/wordprocessingCanvas" xmlns:cx="http://schemas.microsoft.com/office/drawing/2014/chartex" xmlns:cx1="http://schemas.microsoft.com/office/drawing/2015/9/8/chartex" xmlns:mc="http://schemas.openxmlformats.org/markup-compatibility/2006" xmlns:o="urn:schemas-microsoft-com:office:office" xmlns:r="http://schemas.openxmlformats.org/officeDocument/2006/relationships" xmlns:m="http://schemas.openxmlformats.org/officeDocument/2006/math" xmlns:v="urn:schemas-microsoft-com:vml" xmlns:wp14="http://schemas.microsoft.com/office/word/2010/wordprocessingDrawing" xmlns:wp="http://schemas.openxmlformats.org/drawingml/2006/wordprocessingDrawing" xmlns:w10="urn:schemas-microsoft-com:office:word" xmlns:w="http://schemas.openxmlformats.org/wordprocessingml/2006/main" xmlns:w14="http://schemas.microsoft.com/office/word/2010/wordml" xmlns:w15="http://schemas.microsoft.com/office/word/2012/wordml" xmlns:w16se="http://schemas.microsoft.com/office/word/2015/wordml/symex" xmlns:wpg="http://schemas.microsoft.com/office/word/2010/wordprocessingGroup" xmlns:wpi="http://schemas.microsoft.com/office/word/2010/wordprocessingInk" xmlns:wne="http://schemas.microsoft.com/office/word/2006/wordml" xmlns:wps="http://schemas.microsoft.com/office/word/2010/wordprocessingShape" mc:Ignorable="w14 w15 w16se wp14">
   <w:p>
     <w:pPr>
       <w:pStyle w:val="Heading1"/>
@@ -3031,6 +3247,7 @@
     <w:r>
       <w:rPr>
         <w:noProof/>
+        <w:lang w:val="en-IN"/>
       </w:rPr>
       <w:drawing>
         <wp:anchor distT="0" distB="0" distL="0" distR="0" simplePos="0" relativeHeight="251658240" behindDoc="1" locked="0" layoutInCell="1" hidden="0" allowOverlap="1" wp14:anchorId="025AF3E4" wp14:editId="764B2B98">
@@ -3135,6 +3352,7 @@
     <w:r>
       <w:rPr>
         <w:noProof/>
+        <w:lang w:val="en-IN"/>
       </w:rPr>
       <mc:AlternateContent>
         <mc:Choice Requires="wpg">
@@ -3182,7 +3400,7 @@
             </wp:anchor>
           </w:drawing>
         </mc:Choice>
-        <mc:Fallback xmlns:cr="http://schemas.microsoft.com/office/comments/2020/reactions" xmlns="http://schemas.microsoft.com/office/tasks/2019/documenttasks" xmlns:dgm="http://schemas.openxmlformats.org/drawingml/2006/diagram" xmlns:lc="http://schemas.openxmlformats.org/drawingml/2006/lockedCanvas" xmlns:c="http://schemas.openxmlformats.org/drawingml/2006/chart" xmlns:pic="http://schemas.openxmlformats.org/drawingml/2006/picture" xmlns:a="http://schemas.openxmlformats.org/drawingml/2006/main" xmlns:sl="http://schemas.openxmlformats.org/schemaLibrary/2006/main">
+        <mc:Fallback xmlns:sl="http://schemas.openxmlformats.org/schemaLibrary/2006/main" xmlns:a="http://schemas.openxmlformats.org/drawingml/2006/main" xmlns:pic="http://schemas.openxmlformats.org/drawingml/2006/picture" xmlns:c="http://schemas.openxmlformats.org/drawingml/2006/chart" xmlns:lc="http://schemas.openxmlformats.org/drawingml/2006/lockedCanvas" xmlns:dgm="http://schemas.openxmlformats.org/drawingml/2006/diagram" xmlns="http://schemas.microsoft.com/office/tasks/2019/documenttasks" xmlns:cr="http://schemas.microsoft.com/office/comments/2020/reactions" xmlns:w16sdtfl="http://schemas.microsoft.com/office/word/2024/wordml/sdtformatlock" xmlns:w16sdtdh="http://schemas.microsoft.com/office/word/2020/wordml/sdtdatahash" xmlns:w16du="http://schemas.microsoft.com/office/word/2023/wordml/word16du" xmlns:w16="http://schemas.microsoft.com/office/word/2018/wordml" xmlns:w16cid="http://schemas.microsoft.com/office/word/2016/wordml/cid" xmlns:w16cex="http://schemas.microsoft.com/office/word/2018/wordml/cex" xmlns:oel="http://schemas.microsoft.com/office/2019/extlst" xmlns:am3d="http://schemas.microsoft.com/office/drawing/2017/model3d" xmlns:aink="http://schemas.microsoft.com/office/drawing/2016/ink" xmlns:cx8="http://schemas.microsoft.com/office/drawing/2016/5/14/chartex" xmlns:cx7="http://schemas.microsoft.com/office/drawing/2016/5/13/chartex" xmlns:cx6="http://schemas.microsoft.com/office/drawing/2016/5/12/chartex" xmlns:cx5="http://schemas.microsoft.com/office/drawing/2016/5/11/chartex" xmlns:cx4="http://schemas.microsoft.com/office/drawing/2016/5/10/chartex" xmlns:cx3="http://schemas.microsoft.com/office/drawing/2016/5/9/chartex" xmlns:cx2="http://schemas.microsoft.com/office/drawing/2015/10/21/chartex">
           <w:drawing>
             <wp:anchor allowOverlap="1" behindDoc="0" distB="0" distT="0" distL="114300" distR="114300" hidden="0" layoutInCell="1" locked="0" relativeHeight="0" simplePos="0">
               <wp:simplePos x="0" y="0"/>
@@ -3269,35 +3487,14 @@
         <w:sz w:val="22"/>
         <w:szCs w:val="22"/>
       </w:rPr>
-      <w:t>6</w:t>
-    </w:r>
-    <w:r>
-      <w:rPr>
-        <w:sz w:val="22"/>
-        <w:szCs w:val="22"/>
-      </w:rPr>
-      <w:t xml:space="preserve"> </w:t>
-    </w:r>
-    <w:r>
-      <w:rPr>
-        <w:sz w:val="22"/>
-        <w:szCs w:val="22"/>
-      </w:rPr>
-      <w:t>/2025</w:t>
-    </w:r>
-    <w:r>
-      <w:rPr>
-        <w:sz w:val="22"/>
-        <w:szCs w:val="22"/>
-      </w:rPr>
-      <w:t xml:space="preserve"> </w:t>
+      <w:t xml:space="preserve">6 /2025 </w:t>
     </w:r>
   </w:p>
 </w:hdr>
 </file>
 
 <file path=word/numbering.xml><?xml version="1.0" encoding="utf-8"?>
-<w:numbering xmlns:wpc="http://schemas.microsoft.com/office/word/2010/wordprocessingCanvas" xmlns:cx="http://schemas.microsoft.com/office/drawing/2014/chartex" xmlns:cx1="http://schemas.microsoft.com/office/drawing/2015/9/8/chartex" xmlns:cx2="http://schemas.microsoft.com/office/drawing/2015/10/21/chartex" xmlns:cx3="http://schemas.microsoft.com/office/drawing/2016/5/9/chartex" xmlns:cx4="http://schemas.microsoft.com/office/drawing/2016/5/10/chartex" xmlns:cx5="http://schemas.microsoft.com/office/drawing/2016/5/11/chartex" xmlns:cx6="http://schemas.microsoft.com/office/drawing/2016/5/12/chartex" xmlns:cx7="http://schemas.microsoft.com/office/drawing/2016/5/13/chartex" xmlns:cx8="http://schemas.microsoft.com/office/drawing/2016/5/14/chartex" xmlns:mc="http://schemas.openxmlformats.org/markup-compatibility/2006" xmlns:aink="http://schemas.microsoft.com/office/drawing/2016/ink" xmlns:am3d="http://schemas.microsoft.com/office/drawing/2017/model3d" xmlns:o="urn:schemas-microsoft-com:office:office" xmlns:oel="http://schemas.microsoft.com/office/2019/extlst" xmlns:r="http://schemas.openxmlformats.org/officeDocument/2006/relationships" xmlns:m="http://schemas.openxmlformats.org/officeDocument/2006/math" xmlns:v="urn:schemas-microsoft-com:vml" xmlns:wp14="http://schemas.microsoft.com/office/word/2010/wordprocessingDrawing" xmlns:wp="http://schemas.openxmlformats.org/drawingml/2006/wordprocessingDrawing" xmlns:w10="urn:schemas-microsoft-com:office:word" xmlns:w="http://schemas.openxmlformats.org/wordprocessingml/2006/main" xmlns:w14="http://schemas.microsoft.com/office/word/2010/wordml" xmlns:w15="http://schemas.microsoft.com/office/word/2012/wordml" xmlns:w16cex="http://schemas.microsoft.com/office/word/2018/wordml/cex" xmlns:w16cid="http://schemas.microsoft.com/office/word/2016/wordml/cid" xmlns:w16="http://schemas.microsoft.com/office/word/2018/wordml" xmlns:w16du="http://schemas.microsoft.com/office/word/2023/wordml/word16du" xmlns:w16sdtdh="http://schemas.microsoft.com/office/word/2020/wordml/sdtdatahash" xmlns:w16sdtfl="http://schemas.microsoft.com/office/word/2024/wordml/sdtformatlock" xmlns:w16se="http://schemas.microsoft.com/office/word/2015/wordml/symex" xmlns:wpg="http://schemas.microsoft.com/office/word/2010/wordprocessingGroup" xmlns:wpi="http://schemas.microsoft.com/office/word/2010/wordprocessingInk" xmlns:wne="http://schemas.microsoft.com/office/word/2006/wordml" xmlns:wps="http://schemas.microsoft.com/office/word/2010/wordprocessingShape" mc:Ignorable="w14 w15 w16se w16cid w16 w16cex w16sdtdh w16sdtfl w16du wp14">
+<w:numbering xmlns:wpc="http://schemas.microsoft.com/office/word/2010/wordprocessingCanvas" xmlns:cx="http://schemas.microsoft.com/office/drawing/2014/chartex" xmlns:cx1="http://schemas.microsoft.com/office/drawing/2015/9/8/chartex" xmlns:mc="http://schemas.openxmlformats.org/markup-compatibility/2006" xmlns:o="urn:schemas-microsoft-com:office:office" xmlns:r="http://schemas.openxmlformats.org/officeDocument/2006/relationships" xmlns:m="http://schemas.openxmlformats.org/officeDocument/2006/math" xmlns:v="urn:schemas-microsoft-com:vml" xmlns:wp14="http://schemas.microsoft.com/office/word/2010/wordprocessingDrawing" xmlns:wp="http://schemas.openxmlformats.org/drawingml/2006/wordprocessingDrawing" xmlns:w10="urn:schemas-microsoft-com:office:word" xmlns:w="http://schemas.openxmlformats.org/wordprocessingml/2006/main" xmlns:w14="http://schemas.microsoft.com/office/word/2010/wordml" xmlns:w15="http://schemas.microsoft.com/office/word/2012/wordml" xmlns:w16se="http://schemas.microsoft.com/office/word/2015/wordml/symex" xmlns:wpg="http://schemas.microsoft.com/office/word/2010/wordprocessingGroup" xmlns:wpi="http://schemas.microsoft.com/office/word/2010/wordprocessingInk" xmlns:wne="http://schemas.microsoft.com/office/word/2006/wordml" xmlns:wps="http://schemas.microsoft.com/office/word/2010/wordprocessingShape" mc:Ignorable="w14 w15 w16se wp14">
   <w:abstractNum w:abstractNumId="0" w15:restartNumberingAfterBreak="0">
     <w:nsid w:val="2E303439"/>
     <w:multiLevelType w:val="multilevel"/>
@@ -4130,35 +4327,35 @@
       </w:pPr>
     </w:lvl>
   </w:abstractNum>
-  <w:num w:numId="1" w16cid:durableId="936669114">
+  <w:num w:numId="1">
     <w:abstractNumId w:val="5"/>
   </w:num>
-  <w:num w:numId="2" w16cid:durableId="1498233611">
+  <w:num w:numId="2">
     <w:abstractNumId w:val="3"/>
   </w:num>
-  <w:num w:numId="3" w16cid:durableId="1348023025">
+  <w:num w:numId="3">
     <w:abstractNumId w:val="6"/>
   </w:num>
-  <w:num w:numId="4" w16cid:durableId="718016582">
+  <w:num w:numId="4">
     <w:abstractNumId w:val="4"/>
   </w:num>
-  <w:num w:numId="5" w16cid:durableId="589654588">
+  <w:num w:numId="5">
     <w:abstractNumId w:val="2"/>
   </w:num>
-  <w:num w:numId="6" w16cid:durableId="402603726">
+  <w:num w:numId="6">
     <w:abstractNumId w:val="1"/>
   </w:num>
-  <w:num w:numId="7" w16cid:durableId="1326667609">
+  <w:num w:numId="7">
     <w:abstractNumId w:val="0"/>
   </w:num>
-  <w:num w:numId="8" w16cid:durableId="290134066">
+  <w:num w:numId="8">
     <w:abstractNumId w:val="7"/>
   </w:num>
 </w:numbering>
 </file>
 
 <file path=word/styles.xml><?xml version="1.0" encoding="utf-8"?>
-<w:styles xmlns:mc="http://schemas.openxmlformats.org/markup-compatibility/2006" xmlns:r="http://schemas.openxmlformats.org/officeDocument/2006/relationships" xmlns:w="http://schemas.openxmlformats.org/wordprocessingml/2006/main" xmlns:w14="http://schemas.microsoft.com/office/word/2010/wordml" xmlns:w15="http://schemas.microsoft.com/office/word/2012/wordml" xmlns:w16cex="http://schemas.microsoft.com/office/word/2018/wordml/cex" xmlns:w16cid="http://schemas.microsoft.com/office/word/2016/wordml/cid" xmlns:w16="http://schemas.microsoft.com/office/word/2018/wordml" xmlns:w16du="http://schemas.microsoft.com/office/word/2023/wordml/word16du" xmlns:w16sdtdh="http://schemas.microsoft.com/office/word/2020/wordml/sdtdatahash" xmlns:w16sdtfl="http://schemas.microsoft.com/office/word/2024/wordml/sdtformatlock" xmlns:w16se="http://schemas.microsoft.com/office/word/2015/wordml/symex" mc:Ignorable="w14 w15 w16se w16cid w16 w16cex w16sdtdh w16sdtfl w16du">
+<w:styles xmlns:mc="http://schemas.openxmlformats.org/markup-compatibility/2006" xmlns:r="http://schemas.openxmlformats.org/officeDocument/2006/relationships" xmlns:w="http://schemas.openxmlformats.org/wordprocessingml/2006/main" xmlns:w14="http://schemas.microsoft.com/office/word/2010/wordml" xmlns:w15="http://schemas.microsoft.com/office/word/2012/wordml" xmlns:w16se="http://schemas.microsoft.com/office/word/2015/wordml/symex" mc:Ignorable="w14 w15 w16se">
   <w:docDefaults>
     <w:rPrDefault>
       <w:rPr>
@@ -4174,7 +4371,7 @@
       </w:pPr>
     </w:pPrDefault>
   </w:docDefaults>
-  <w:latentStyles w:defLockedState="0" w:defUIPriority="99" w:defSemiHidden="0" w:defUnhideWhenUsed="0" w:defQFormat="0" w:count="376">
+  <w:latentStyles w:defLockedState="0" w:defUIPriority="99" w:defSemiHidden="0" w:defUnhideWhenUsed="0" w:defQFormat="0" w:count="371">
     <w:lsdException w:name="Normal" w:uiPriority="0" w:qFormat="1"/>
     <w:lsdException w:name="heading 1" w:uiPriority="9" w:qFormat="1"/>
     <w:lsdException w:name="heading 2" w:semiHidden="1" w:uiPriority="9" w:unhideWhenUsed="1" w:qFormat="1"/>
@@ -4546,11 +4743,6 @@
     <w:lsdException w:name="List Table 5 Dark Accent 6" w:uiPriority="50"/>
     <w:lsdException w:name="List Table 6 Colorful Accent 6" w:uiPriority="51"/>
     <w:lsdException w:name="List Table 7 Colorful Accent 6" w:uiPriority="52"/>
-    <w:lsdException w:name="Mention" w:semiHidden="1" w:unhideWhenUsed="1"/>
-    <w:lsdException w:name="Smart Hyperlink" w:semiHidden="1" w:unhideWhenUsed="1"/>
-    <w:lsdException w:name="Hashtag" w:semiHidden="1" w:unhideWhenUsed="1"/>
-    <w:lsdException w:name="Unresolved Mention" w:semiHidden="1" w:unhideWhenUsed="1"/>
-    <w:lsdException w:name="Smart Link" w:semiHidden="1" w:unhideWhenUsed="1"/>
   </w:latentStyles>
   <w:style w:type="paragraph" w:default="1" w:styleId="Normal">
     <w:name w:val="Normal"/>
